--- a/waterrestrictionslinks.docx
+++ b/waterrestrictionslinks.docx
@@ -1,6 +1,6 @@
 
 <file path=word/document.xml><?xml version="1.0" encoding="utf-8"?>
-<w:document xmlns:wpc="http://schemas.microsoft.com/office/word/2010/wordprocessingCanvas" xmlns:cx="http://schemas.microsoft.com/office/drawing/2014/chartex" xmlns:cx1="http://schemas.microsoft.com/office/drawing/2015/9/8/chartex" xmlns:cx2="http://schemas.microsoft.com/office/drawing/2015/10/21/chartex" xmlns:cx3="http://schemas.microsoft.com/office/drawing/2016/5/9/chartex" xmlns:cx4="http://schemas.microsoft.com/office/drawing/2016/5/10/chartex" xmlns:cx5="http://schemas.microsoft.com/office/drawing/2016/5/11/chartex" xmlns:cx6="http://schemas.microsoft.com/office/drawing/2016/5/12/chartex" xmlns:cx7="http://schemas.microsoft.com/office/drawing/2016/5/13/chartex" xmlns:cx8="http://schemas.microsoft.com/office/drawing/2016/5/14/chartex" xmlns:mc="http://schemas.openxmlformats.org/markup-compatibility/2006" xmlns:aink="http://schemas.microsoft.com/office/drawing/2016/ink" xmlns:am3d="http://schemas.microsoft.com/office/drawing/2017/model3d" xmlns:o="urn:schemas-microsoft-com:office:office" xmlns:oel="http://schemas.microsoft.com/office/2019/extlst" xmlns:r="http://schemas.openxmlformats.org/officeDocument/2006/relationships" xmlns:m="http://schemas.openxmlformats.org/officeDocument/2006/math" xmlns:v="urn:schemas-microsoft-com:vml" xmlns:wp14="http://schemas.microsoft.com/office/word/2010/wordprocessingDrawing" xmlns:wp="http://schemas.openxmlformats.org/drawingml/2006/wordprocessingDrawing" xmlns:w10="urn:schemas-microsoft-com:office:word" xmlns:w="http://schemas.openxmlformats.org/wordprocessingml/2006/main" xmlns:w14="http://schemas.microsoft.com/office/word/2010/wordml" xmlns:w15="http://schemas.microsoft.com/office/word/2012/wordml" xmlns:w16cex="http://schemas.microsoft.com/office/word/2018/wordml/cex" xmlns:w16cid="http://schemas.microsoft.com/office/word/2016/wordml/cid" xmlns:w16="http://schemas.microsoft.com/office/word/2018/wordml" xmlns:w16du="http://schemas.microsoft.com/office/word/2023/wordml/word16du" xmlns:w16sdtdh="http://schemas.microsoft.com/office/word/2020/wordml/sdtdatahash" xmlns:w16sdtfl="http://schemas.microsoft.com/office/word/2024/wordml/sdtformatlock" xmlns:w16se="http://schemas.microsoft.com/office/word/2015/wordml/symex" xmlns:wpg="http://schemas.microsoft.com/office/word/2010/wordprocessingGroup" xmlns:wpi="http://schemas.microsoft.com/office/word/2010/wordprocessingInk" xmlns:wne="http://schemas.microsoft.com/office/word/2006/wordml" xmlns:wps="http://schemas.microsoft.com/office/word/2010/wordprocessingShape" mc:Ignorable="w14 w15 w16se w16cid w16 w16cex w16sdtdh w16sdtfl w16du wp14">
+<w:document xmlns:wpc="http://schemas.microsoft.com/office/word/2010/wordprocessingCanvas" xmlns:cx="http://schemas.microsoft.com/office/drawing/2014/chartex" xmlns:cx1="http://schemas.microsoft.com/office/drawing/2015/9/8/chartex" xmlns:cx2="http://schemas.microsoft.com/office/drawing/2015/10/21/chartex" xmlns:cx3="http://schemas.microsoft.com/office/drawing/2016/5/9/chartex" xmlns:cx4="http://schemas.microsoft.com/office/drawing/2016/5/10/chartex" xmlns:cx5="http://schemas.microsoft.com/office/drawing/2016/5/11/chartex" xmlns:cx6="http://schemas.microsoft.com/office/drawing/2016/5/12/chartex" xmlns:cx7="http://schemas.microsoft.com/office/drawing/2016/5/13/chartex" xmlns:cx8="http://schemas.microsoft.com/office/drawing/2016/5/14/chartex" xmlns:mc="http://schemas.openxmlformats.org/markup-compatibility/2006" xmlns:aink="http://schemas.microsoft.com/office/drawing/2016/ink" xmlns:am3d="http://schemas.microsoft.com/office/drawing/2017/model3d" xmlns:o="urn:schemas-microsoft-com:office:office" xmlns:r="http://schemas.openxmlformats.org/officeDocument/2006/relationships" xmlns:m="http://schemas.openxmlformats.org/officeDocument/2006/math" xmlns:v="urn:schemas-microsoft-com:vml" xmlns:wp14="http://schemas.microsoft.com/office/word/2010/wordprocessingDrawing" xmlns:wp="http://schemas.openxmlformats.org/drawingml/2006/wordprocessingDrawing" xmlns:w10="urn:schemas-microsoft-com:office:word" xmlns:w="http://schemas.openxmlformats.org/wordprocessingml/2006/main" xmlns:w14="http://schemas.microsoft.com/office/word/2010/wordml" xmlns:w15="http://schemas.microsoft.com/office/word/2012/wordml" xmlns:w16cex="http://schemas.microsoft.com/office/word/2018/wordml/cex" xmlns:w16cid="http://schemas.microsoft.com/office/word/2016/wordml/cid" xmlns:w16="http://schemas.microsoft.com/office/word/2018/wordml" xmlns:w16sdtdh="http://schemas.microsoft.com/office/word/2020/wordml/sdtdatahash" xmlns:w16se="http://schemas.microsoft.com/office/word/2015/wordml/symex" xmlns:wpg="http://schemas.microsoft.com/office/word/2010/wordprocessingGroup" xmlns:wpi="http://schemas.microsoft.com/office/word/2010/wordprocessingInk" xmlns:wne="http://schemas.microsoft.com/office/word/2006/wordml" xmlns:wps="http://schemas.microsoft.com/office/word/2010/wordprocessingShape" mc:Ignorable="w14 w15 w16se w16cid w16 w16cex w16sdtdh wp14">
   <w:body>
     <w:p>
       <w:pPr>
@@ -15,6 +15,13 @@
           <w:bCs/>
         </w:rPr>
         <w:t>1. City of Johannesburg (Joburg Water)</w:t>
+      </w:r>
+      <w:r>
+        <w:rPr>
+          <w:b/>
+          <w:bCs/>
+        </w:rPr>
+        <w:t xml:space="preserve"> Level 1</w:t>
       </w:r>
     </w:p>
     <w:p>
@@ -94,6 +101,20 @@
         </w:rPr>
         <w:t>2. City of Tshwane (Pretoria)</w:t>
       </w:r>
+      <w:r>
+        <w:rPr>
+          <w:b/>
+          <w:bCs/>
+        </w:rPr>
+        <w:t xml:space="preserve"> </w:t>
+      </w:r>
+      <w:r>
+        <w:rPr>
+          <w:b/>
+          <w:bCs/>
+        </w:rPr>
+        <w:t>Level 1</w:t>
+      </w:r>
     </w:p>
     <w:p>
       <w:r>
@@ -186,7 +207,21 @@
           <w:b/>
           <w:bCs/>
         </w:rPr>
-        <w:t>City of Cape Town Water Restrictions Explained (Official Landing Page):</w:t>
+        <w:t>City of Cape Town (Official Landing Page)</w:t>
+      </w:r>
+      <w:r>
+        <w:rPr>
+          <w:b/>
+          <w:bCs/>
+        </w:rPr>
+        <w:t xml:space="preserve"> No Restriction</w:t>
+      </w:r>
+      <w:r>
+        <w:rPr>
+          <w:b/>
+          <w:bCs/>
+        </w:rPr>
+        <w:t>:</w:t>
       </w:r>
       <w:r>
         <w:t xml:space="preserve"> </w:t>
@@ -196,30 +231,178 @@
           <w:rPr>
             <w:rStyle w:val="Hyperlink"/>
           </w:rPr>
-          <w:t>https://www.capetown.gov.za/Family%20and%20home/greener-living/water-wise-in-the-home/water-restrictions-explained</w:t>
+          <w:t>https://www.capetown.gov.za/Family%20and%20h</w:t>
+        </w:r>
+        <w:r>
+          <w:rPr>
+            <w:rStyle w:val="Hyperlink"/>
+          </w:rPr>
+          <w:t>o</w:t>
+        </w:r>
+        <w:r>
+          <w:rPr>
+            <w:rStyle w:val="Hyperlink"/>
+          </w:rPr>
+          <w:t>me/greener-living/water-wise-in-the-home/water-restrictions-explained</w:t>
         </w:r>
       </w:hyperlink>
     </w:p>
     <w:p>
       <w:r>
-        <w:t xml:space="preserve">For the detailed, permanently enforced regulations (which are what water users must comply with at all times, even without official </w:t>
-      </w:r>
-      <w:r>
-        <w:rPr>
-          <w:i/>
-          <w:iCs/>
-        </w:rPr>
-        <w:t>restrictions</w:t>
-      </w:r>
-      <w:r>
-        <w:t>), you can also refer to the PDF linked from that page:</w:t>
+        <w:t>That's an excellent request. Unlike the Western Cape, which has one dominant Metropolitan Municipality (City of Cape Town), the Eastern Cape has several major municipalities, and their water restriction statuses can differ greatly, especially between the coastal metros and smaller inland towns.</w:t>
+      </w:r>
+    </w:p>
+    <w:p>
+      <w:r>
+        <w:t xml:space="preserve">The most critical areas in the Eastern Cape, and those with the most formal restrictions in place due to ongoing drought conditions, are often the </w:t>
+      </w:r>
+      <w:r>
+        <w:rPr>
+          <w:b/>
+          <w:bCs/>
+        </w:rPr>
+        <w:t xml:space="preserve">Nelson Mandela Bay Metropolitan Municipality (NMBM - </w:t>
+      </w:r>
+      <w:proofErr w:type="spellStart"/>
+      <w:r>
+        <w:rPr>
+          <w:b/>
+          <w:bCs/>
+        </w:rPr>
+        <w:t>Gqeberha</w:t>
+      </w:r>
+      <w:proofErr w:type="spellEnd"/>
+      <w:r>
+        <w:rPr>
+          <w:b/>
+          <w:bCs/>
+        </w:rPr>
+        <w:t xml:space="preserve">, </w:t>
+      </w:r>
+      <w:proofErr w:type="spellStart"/>
+      <w:r>
+        <w:rPr>
+          <w:b/>
+          <w:bCs/>
+        </w:rPr>
+        <w:t>Kariega</w:t>
+      </w:r>
+      <w:proofErr w:type="spellEnd"/>
+      <w:r>
+        <w:rPr>
+          <w:b/>
+          <w:bCs/>
+        </w:rPr>
+        <w:t>, Despatch)</w:t>
+      </w:r>
+      <w:r>
+        <w:t xml:space="preserve"> and </w:t>
+      </w:r>
+      <w:r>
+        <w:rPr>
+          <w:b/>
+          <w:bCs/>
+        </w:rPr>
+        <w:t>Buffalo City Metropolitan Municipality (BCMM - East London)</w:t>
+      </w:r>
+      <w:r>
+        <w:t xml:space="preserve">, and surrounding Local Municipalities like </w:t>
+      </w:r>
+      <w:r>
+        <w:rPr>
+          <w:b/>
+          <w:bCs/>
+        </w:rPr>
+        <w:t>Kouga</w:t>
+      </w:r>
+      <w:r>
+        <w:t>.</w:t>
+      </w:r>
+    </w:p>
+    <w:p>
+      <w:r>
+        <w:t>Since the restrictions are not unified, I'll provide you with the most recent official links for the major metro areas and a key local municipality to cover the most populated regions:</w:t>
+      </w:r>
+    </w:p>
+    <w:p>
+      <w:r>
+        <w:pict w14:anchorId="36D6DC3D">
+          <v:rect id="_x0000_i1025" style="width:0;height:1.5pt" o:hralign="center" o:hrstd="t" o:hr="t" fillcolor="#a0a0a0" stroked="f"/>
+        </w:pict>
+      </w:r>
+    </w:p>
+    <w:p>
+      <w:pPr>
+        <w:rPr>
+          <w:b/>
+          <w:bCs/>
+        </w:rPr>
+      </w:pPr>
+      <w:r>
+        <w:rPr>
+          <w:rFonts w:ascii="Segoe UI Emoji" w:hAnsi="Segoe UI Emoji" w:cs="Segoe UI Emoji"/>
+          <w:b/>
+          <w:bCs/>
+        </w:rPr>
+        <w:t>💧</w:t>
+      </w:r>
+      <w:r>
+        <w:rPr>
+          <w:b/>
+          <w:bCs/>
+        </w:rPr>
+        <w:t xml:space="preserve"> Eastern Cape Municipal Water Restriction Links</w:t>
+      </w:r>
+    </w:p>
+    <w:p>
+      <w:pPr>
+        <w:rPr>
+          <w:b/>
+          <w:bCs/>
+        </w:rPr>
+      </w:pPr>
+      <w:r>
+        <w:rPr>
+          <w:b/>
+          <w:bCs/>
+        </w:rPr>
+        <w:t>1. Nelson Mandela Bay Metropolitan Municipality (NMBM)</w:t>
+      </w:r>
+      <w:r>
+        <w:rPr>
+          <w:b/>
+          <w:bCs/>
+        </w:rPr>
+        <w:t xml:space="preserve"> Level 2</w:t>
+      </w:r>
+    </w:p>
+    <w:p>
+      <w:r>
+        <w:lastRenderedPageBreak/>
+        <w:t xml:space="preserve">(Includes </w:t>
+      </w:r>
+      <w:proofErr w:type="spellStart"/>
+      <w:r>
+        <w:t>Gqeberha</w:t>
+      </w:r>
+      <w:proofErr w:type="spellEnd"/>
+      <w:r>
+        <w:t xml:space="preserve">, </w:t>
+      </w:r>
+      <w:proofErr w:type="spellStart"/>
+      <w:r>
+        <w:t>Kariega</w:t>
+      </w:r>
+      <w:proofErr w:type="spellEnd"/>
+      <w:r>
+        <w:t>, Despatch)</w:t>
       </w:r>
     </w:p>
     <w:p>
       <w:pPr>
         <w:numPr>
           <w:ilvl w:val="0"/>
-          <w:numId w:val="5"/>
+          <w:numId w:val="6"/>
         </w:numPr>
       </w:pPr>
       <w:r>
@@ -227,7 +410,25 @@
           <w:b/>
           <w:bCs/>
         </w:rPr>
-        <w:t>Permanent Water-Saving Regulations (PDF):</w:t>
+        <w:t>Official NMBM Water Restrictions Notice (PDF):</w:t>
+      </w:r>
+      <w:r>
+        <w:t xml:space="preserve"> The most recent detailed notice from the municipality is often in PDF format, which outlines specific water usage limits (e.g., 50 litres per person per day) and prohibitions.</w:t>
+      </w:r>
+    </w:p>
+    <w:p>
+      <w:pPr>
+        <w:numPr>
+          <w:ilvl w:val="1"/>
+          <w:numId w:val="6"/>
+        </w:numPr>
+      </w:pPr>
+      <w:r>
+        <w:rPr>
+          <w:b/>
+          <w:bCs/>
+        </w:rPr>
+        <w:t>Link:</w:t>
       </w:r>
       <w:r>
         <w:t xml:space="preserve"> </w:t>
@@ -237,177 +438,118 @@
           <w:rPr>
             <w:rStyle w:val="Hyperlink"/>
           </w:rPr>
-          <w:t>https://resource.capetown.gov.za/documentcentre/Documents/Procedures%2c%20guidelines%20and%20regulations/Water%20use%20regulations%20permanently%20in%20place_2020.pdf</w:t>
+          <w:t>https://www.nelsonmandelabay.g</w:t>
+        </w:r>
+        <w:r>
+          <w:rPr>
+            <w:rStyle w:val="Hyperlink"/>
+          </w:rPr>
+          <w:t>o</w:t>
+        </w:r>
+        <w:r>
+          <w:rPr>
+            <w:rStyle w:val="Hyperlink"/>
+          </w:rPr>
+          <w:t>v.za/DataRepository/Documents/3restrictions12-annaedited_n53Y7.pdf</w:t>
         </w:r>
       </w:hyperlink>
-    </w:p>
-    <w:p>
-      <w:r>
-        <w:t>That's an excellent request. Unlike the Western Cape, which has one dominant Metropolitan Municipality (City of Cape Town), the Eastern Cape has several major municipalities, and their water restriction statuses can differ greatly, especially between the coastal metros and smaller inland towns.</w:t>
-      </w:r>
-    </w:p>
-    <w:p>
-      <w:r>
-        <w:t xml:space="preserve">The most critical areas in the Eastern Cape, and those with the most formal restrictions in place due to ongoing drought conditions, are often the </w:t>
-      </w:r>
-      <w:r>
-        <w:rPr>
-          <w:b/>
-          <w:bCs/>
-        </w:rPr>
-        <w:t xml:space="preserve">Nelson Mandela Bay Metropolitan Municipality (NMBM - </w:t>
-      </w:r>
-      <w:proofErr w:type="spellStart"/>
-      <w:r>
-        <w:rPr>
-          <w:b/>
-          <w:bCs/>
-        </w:rPr>
-        <w:t>Gqeberha</w:t>
-      </w:r>
-      <w:proofErr w:type="spellEnd"/>
-      <w:r>
-        <w:rPr>
-          <w:b/>
-          <w:bCs/>
-        </w:rPr>
-        <w:t xml:space="preserve">, </w:t>
-      </w:r>
-      <w:proofErr w:type="spellStart"/>
-      <w:r>
-        <w:rPr>
-          <w:b/>
-          <w:bCs/>
-        </w:rPr>
-        <w:t>Kariega</w:t>
-      </w:r>
-      <w:proofErr w:type="spellEnd"/>
-      <w:r>
-        <w:rPr>
-          <w:b/>
-          <w:bCs/>
-        </w:rPr>
-        <w:t>, Despatch)</w:t>
-      </w:r>
-      <w:r>
-        <w:t xml:space="preserve"> and </w:t>
-      </w:r>
-      <w:r>
-        <w:rPr>
-          <w:b/>
-          <w:bCs/>
-        </w:rPr>
-        <w:t>Buffalo City Metropolitan Municipality (BCMM - East London)</w:t>
-      </w:r>
-      <w:r>
-        <w:t xml:space="preserve">, and surrounding Local Municipalities like </w:t>
-      </w:r>
-      <w:r>
-        <w:rPr>
-          <w:b/>
-          <w:bCs/>
-        </w:rPr>
-        <w:t>Kouga</w:t>
-      </w:r>
-      <w:r>
-        <w:t>.</w:t>
-      </w:r>
-    </w:p>
-    <w:p>
-      <w:r>
-        <w:lastRenderedPageBreak/>
-        <w:t>Since the restrictions are not unified, I'll provide you with the most recent official links for the major metro areas and a key local municipality to cover the most populated regions:</w:t>
-      </w:r>
-    </w:p>
-    <w:p>
-      <w:r>
-        <w:pict w14:anchorId="36D6DC3D">
-          <v:rect id="_x0000_i1031" style="width:0;height:1.5pt" o:hralign="center" o:hrstd="t" o:hr="t" fillcolor="#a0a0a0" stroked="f"/>
-        </w:pict>
-      </w:r>
-    </w:p>
-    <w:p>
-      <w:pPr>
-        <w:rPr>
-          <w:b/>
-          <w:bCs/>
-        </w:rPr>
-      </w:pPr>
-      <w:r>
-        <w:rPr>
-          <w:rFonts w:ascii="Segoe UI Emoji" w:hAnsi="Segoe UI Emoji" w:cs="Segoe UI Emoji"/>
-          <w:b/>
-          <w:bCs/>
-        </w:rPr>
-        <w:t>💧</w:t>
-      </w:r>
-      <w:r>
-        <w:rPr>
-          <w:b/>
-          <w:bCs/>
-        </w:rPr>
-        <w:t xml:space="preserve"> Eastern Cape Municipal Water Restriction Links</w:t>
-      </w:r>
-    </w:p>
-    <w:p>
-      <w:pPr>
-        <w:rPr>
-          <w:b/>
-          <w:bCs/>
-        </w:rPr>
-      </w:pPr>
-      <w:r>
-        <w:rPr>
-          <w:b/>
-          <w:bCs/>
-        </w:rPr>
-        <w:t>1. Nelson Mandela Bay Metropolitan Municipality (NMBM)</w:t>
-      </w:r>
-    </w:p>
-    <w:p>
-      <w:r>
-        <w:t xml:space="preserve">(Includes </w:t>
-      </w:r>
-      <w:proofErr w:type="spellStart"/>
-      <w:r>
-        <w:t>Gqeberha</w:t>
-      </w:r>
-      <w:proofErr w:type="spellEnd"/>
-      <w:r>
-        <w:t xml:space="preserve">, </w:t>
-      </w:r>
-      <w:proofErr w:type="spellStart"/>
-      <w:r>
-        <w:t>Kariega</w:t>
-      </w:r>
-      <w:proofErr w:type="spellEnd"/>
-      <w:r>
-        <w:t>, Despatch)</w:t>
-      </w:r>
-    </w:p>
-    <w:p>
-      <w:pPr>
-        <w:numPr>
-          <w:ilvl w:val="0"/>
-          <w:numId w:val="6"/>
-        </w:numPr>
-      </w:pPr>
-      <w:r>
-        <w:rPr>
-          <w:b/>
-          <w:bCs/>
-        </w:rPr>
-        <w:t>Official NMBM Water Restrictions Notice (PDF):</w:t>
-      </w:r>
-      <w:r>
-        <w:t xml:space="preserve"> The most recent detailed notice from the municipality is often in PDF format, which outlines specific water usage limits (e.g., 50 litres per person per day) and prohibitions.</w:t>
-      </w:r>
     </w:p>
     <w:p>
       <w:pPr>
         <w:numPr>
           <w:ilvl w:val="1"/>
           <w:numId w:val="6"/>
+        </w:numPr>
+      </w:pPr>
+      <w:r>
+        <w:rPr>
+          <w:b/>
+          <w:bCs/>
+        </w:rPr>
+        <w:t>Note:</w:t>
+      </w:r>
+      <w:r>
+        <w:t xml:space="preserve"> While dam levels can fluctuate, the municipality has stated that restrictions and certain punitive tariffs often remain in effect as gazetted until officially lifted, with a target limit of </w:t>
+      </w:r>
+      <w:r>
+        <w:rPr>
+          <w:b/>
+          <w:bCs/>
+        </w:rPr>
+        <w:t>50 litres per person per day</w:t>
+      </w:r>
+      <w:r>
+        <w:t xml:space="preserve"> strongly encouraged.</w:t>
+      </w:r>
+    </w:p>
+    <w:p>
+      <w:pPr>
+        <w:rPr>
+          <w:b/>
+          <w:bCs/>
+        </w:rPr>
+      </w:pPr>
+      <w:r>
+        <w:rPr>
+          <w:b/>
+          <w:bCs/>
+        </w:rPr>
+        <w:t>2. Buffalo City Metropolitan Municipality (BCMM)</w:t>
+      </w:r>
+      <w:r>
+        <w:rPr>
+          <w:b/>
+          <w:bCs/>
+        </w:rPr>
+        <w:t xml:space="preserve"> Stage 2 not level</w:t>
+      </w:r>
+    </w:p>
+    <w:p>
+      <w:r>
+        <w:t>(Includes East London, King William's Town)</w:t>
+      </w:r>
+    </w:p>
+    <w:p>
+      <w:pPr>
+        <w:numPr>
+          <w:ilvl w:val="0"/>
+          <w:numId w:val="7"/>
+        </w:numPr>
+      </w:pPr>
+      <w:r>
+        <w:rPr>
+          <w:b/>
+          <w:bCs/>
+        </w:rPr>
+        <w:t>BCMM Water Restrictions (Official Page/Notice):</w:t>
+      </w:r>
+      <w:r>
+        <w:t xml:space="preserve"> BCMM operates on a Stage system (e.g., Stage 2, Stage 3). The most up-to-date information is typically on their official public notices page. The last confirmed status was an easing to </w:t>
+      </w:r>
+      <w:r>
+        <w:rPr>
+          <w:b/>
+          <w:bCs/>
+        </w:rPr>
+        <w:t>Stage 2</w:t>
+      </w:r>
+      <w:r>
+        <w:t xml:space="preserve"> (as of early 2022, but check for newer media releases on the website).</w:t>
+      </w:r>
+    </w:p>
+    <w:p>
+      <w:pPr>
+        <w:numPr>
+          <w:ilvl w:val="0"/>
+          <w:numId w:val="8"/>
+        </w:numPr>
+      </w:pPr>
+    </w:p>
+    <w:p>
+      <w:pPr>
+        <w:numPr>
+          <w:ilvl w:val="1"/>
+          <w:numId w:val="8"/>
         </w:numPr>
       </w:pPr>
       <w:r>
@@ -425,93 +567,21 @@
           <w:rPr>
             <w:rStyle w:val="Hyperlink"/>
           </w:rPr>
-          <w:t>https://www.nelsonmandelabay.gov.za/DataRepository/Documents/3restrictions12-annaedited_n53Y7.pdf</w:t>
+          <w:t>https://www.buffalocity.gov.za/article.php?id=f</w:t>
+        </w:r>
+        <w:r>
+          <w:rPr>
+            <w:rStyle w:val="Hyperlink"/>
+          </w:rPr>
+          <w:t>d</w:t>
+        </w:r>
+        <w:r>
+          <w:rPr>
+            <w:rStyle w:val="Hyperlink"/>
+          </w:rPr>
+          <w:t>0b9ee</w:t>
         </w:r>
       </w:hyperlink>
-    </w:p>
-    <w:p>
-      <w:pPr>
-        <w:numPr>
-          <w:ilvl w:val="1"/>
-          <w:numId w:val="6"/>
-        </w:numPr>
-      </w:pPr>
-      <w:r>
-        <w:rPr>
-          <w:b/>
-          <w:bCs/>
-        </w:rPr>
-        <w:t>Note:</w:t>
-      </w:r>
-      <w:r>
-        <w:t xml:space="preserve"> While dam levels can fluctuate, the municipality has stated that restrictions and certain punitive tariffs often remain in effect as gazetted until officially lifted, with a target limit of </w:t>
-      </w:r>
-      <w:r>
-        <w:rPr>
-          <w:b/>
-          <w:bCs/>
-        </w:rPr>
-        <w:t>50 litres per person per day</w:t>
-      </w:r>
-      <w:r>
-        <w:t xml:space="preserve"> strongly encouraged.</w:t>
-      </w:r>
-    </w:p>
-    <w:p>
-      <w:pPr>
-        <w:rPr>
-          <w:b/>
-          <w:bCs/>
-        </w:rPr>
-      </w:pPr>
-      <w:r>
-        <w:rPr>
-          <w:b/>
-          <w:bCs/>
-        </w:rPr>
-        <w:t>2. Buffalo City Metropolitan Municipality (BCMM)</w:t>
-      </w:r>
-    </w:p>
-    <w:p>
-      <w:r>
-        <w:t>(Includes East London, King William's Town)</w:t>
-      </w:r>
-    </w:p>
-    <w:p>
-      <w:pPr>
-        <w:numPr>
-          <w:ilvl w:val="0"/>
-          <w:numId w:val="7"/>
-        </w:numPr>
-      </w:pPr>
-      <w:r>
-        <w:rPr>
-          <w:b/>
-          <w:bCs/>
-        </w:rPr>
-        <w:t>BCMM Water Restrictions (Official Page/Notice):</w:t>
-      </w:r>
-      <w:r>
-        <w:t xml:space="preserve"> BCMM operates on a Stage system (e.g., Stage 2, Stage 3). The most up-to-date information is typically on their official public notices page. The last confirmed status was an easing to </w:t>
-      </w:r>
-      <w:r>
-        <w:rPr>
-          <w:b/>
-          <w:bCs/>
-        </w:rPr>
-        <w:t>Stage 2</w:t>
-      </w:r>
-      <w:r>
-        <w:t xml:space="preserve"> (as of early 2022, but check for newer media releases on the website).</w:t>
-      </w:r>
-    </w:p>
-    <w:p>
-      <w:pPr>
-        <w:numPr>
-          <w:ilvl w:val="0"/>
-          <w:numId w:val="8"/>
-        </w:numPr>
-      </w:pPr>
     </w:p>
     <w:p>
       <w:pPr>
@@ -525,7 +595,7 @@
           <w:b/>
           <w:bCs/>
         </w:rPr>
-        <w:t>Link:</w:t>
+        <w:t>Link for detailed Stage 2 restrictions (PDF):</w:t>
       </w:r>
       <w:r>
         <w:t xml:space="preserve"> </w:t>
@@ -535,23 +605,78 @@
           <w:rPr>
             <w:rStyle w:val="Hyperlink"/>
           </w:rPr>
-          <w:t>https://www.buffalocity.gov.za/article.php?id=fd0b9ee</w:t>
+          <w:t>https://www.settlersgonubie.co.</w:t>
+        </w:r>
+        <w:r>
+          <w:rPr>
+            <w:rStyle w:val="Hyperlink"/>
+          </w:rPr>
+          <w:t>z</w:t>
+        </w:r>
+        <w:r>
+          <w:rPr>
+            <w:rStyle w:val="Hyperlink"/>
+          </w:rPr>
+          <w:t>a/docs/bcmstage2.pdf</w:t>
         </w:r>
       </w:hyperlink>
     </w:p>
     <w:p>
       <w:pPr>
+        <w:rPr>
+          <w:b/>
+          <w:bCs/>
+        </w:rPr>
+      </w:pPr>
+      <w:r>
+        <w:rPr>
+          <w:b/>
+          <w:bCs/>
+        </w:rPr>
+        <w:t>3. Kouga Local Municipality</w:t>
+      </w:r>
+    </w:p>
+    <w:p>
+      <w:r>
+        <w:t>(Includes Jeffreys Bay, St Francis Bay, Humansdorp)</w:t>
+      </w:r>
+    </w:p>
+    <w:p>
+      <w:pPr>
+        <w:numPr>
+          <w:ilvl w:val="0"/>
+          <w:numId w:val="9"/>
+        </w:numPr>
+      </w:pPr>
+      <w:r>
+        <w:rPr>
+          <w:b/>
+          <w:bCs/>
+        </w:rPr>
+        <w:t>Kouga Municipality Water Restrictions:</w:t>
+      </w:r>
+      <w:r>
+        <w:t xml:space="preserve"> This municipality, which draws from some of the same systems as NMBM, also has specific restrictions and often uses alternative water sources.</w:t>
+      </w:r>
+    </w:p>
+    <w:p>
+      <w:pPr>
         <w:numPr>
           <w:ilvl w:val="1"/>
-          <w:numId w:val="8"/>
+          <w:numId w:val="9"/>
         </w:numPr>
-      </w:pPr>
-      <w:r>
-        <w:rPr>
-          <w:b/>
-          <w:bCs/>
-        </w:rPr>
-        <w:t>Link for detailed Stage 2 restrictions (PDF):</w:t>
+        <w:rPr>
+          <w:rStyle w:val="Hyperlink"/>
+          <w:color w:val="auto"/>
+          <w:u w:val="none"/>
+        </w:rPr>
+      </w:pPr>
+      <w:r>
+        <w:rPr>
+          <w:b/>
+          <w:bCs/>
+        </w:rPr>
+        <w:t>Link:</w:t>
       </w:r>
       <w:r>
         <w:t xml:space="preserve"> </w:t>
@@ -561,35 +686,257 @@
           <w:rPr>
             <w:rStyle w:val="Hyperlink"/>
           </w:rPr>
-          <w:t>https://www.settlersgonubie.co.za/docs/bcmstage2.pdf</w:t>
+          <w:t>https://www.kouga.gov.za</w:t>
+        </w:r>
+        <w:r>
+          <w:rPr>
+            <w:rStyle w:val="Hyperlink"/>
+          </w:rPr>
+          <w:t>/</w:t>
+        </w:r>
+        <w:r>
+          <w:rPr>
+            <w:rStyle w:val="Hyperlink"/>
+          </w:rPr>
+          <w:t>content/water-restrictions</w:t>
         </w:r>
       </w:hyperlink>
     </w:p>
     <w:p>
       <w:pPr>
-        <w:rPr>
-          <w:b/>
-          <w:bCs/>
-        </w:rPr>
-      </w:pPr>
-      <w:r>
-        <w:rPr>
-          <w:b/>
-          <w:bCs/>
-        </w:rPr>
-        <w:t>3. Kouga Local Municipality</w:t>
-      </w:r>
-    </w:p>
-    <w:p>
-      <w:r>
-        <w:t>(Includes Jeffreys Bay, St Francis Bay, Humansdorp)</w:t>
+        <w:ind w:left="1440"/>
+      </w:pPr>
+      <w:r>
+        <w:rPr>
+          <w:b/>
+          <w:bCs/>
+        </w:rPr>
+        <w:t>Saw this in the doc:</w:t>
+      </w:r>
+      <w:r>
+        <w:br/>
+      </w:r>
+      <w:r>
+        <w:t>Water Restrictions</w:t>
+      </w:r>
+    </w:p>
+    <w:p>
+      <w:pPr>
+        <w:ind w:left="1440"/>
+      </w:pPr>
+      <w:r>
+        <w:t>In terms of Section 4 of the Water Services Act 108 (No 108 of 1997) the following are prohibited:</w:t>
+      </w:r>
+    </w:p>
+    <w:p>
+      <w:pPr>
+        <w:ind w:left="1440"/>
+      </w:pPr>
+    </w:p>
+    <w:p>
+      <w:pPr>
+        <w:ind w:left="1440"/>
+      </w:pPr>
+      <w:r>
+        <w:t xml:space="preserve"> </w:t>
+      </w:r>
+    </w:p>
+    <w:p>
+      <w:pPr>
+        <w:ind w:left="1440"/>
+      </w:pPr>
+    </w:p>
+    <w:p>
+      <w:pPr>
+        <w:ind w:left="1440"/>
+      </w:pPr>
+      <w:r>
+        <w:t>1. The use of water obtained from the Municipality’s water supply system for:</w:t>
+      </w:r>
+    </w:p>
+    <w:p>
+      <w:pPr>
+        <w:ind w:left="1440"/>
+      </w:pPr>
+    </w:p>
+    <w:p>
+      <w:pPr>
+        <w:ind w:left="1440"/>
+      </w:pPr>
+      <w:r>
+        <w:t>(a) watering gardens, lawns, grassed areas, flower beds, racecourses, sports fields, bowling greens, golf greens and fairways, croquet lawns, turf wickets, ploughing fields and the like;</w:t>
+      </w:r>
+    </w:p>
+    <w:p>
+      <w:pPr>
+        <w:ind w:left="1440"/>
+      </w:pPr>
+    </w:p>
+    <w:p>
+      <w:pPr>
+        <w:ind w:left="1440"/>
+      </w:pPr>
+      <w:r>
+        <w:t>(b) topping up or filling fountains, ornamental ponds and the like;</w:t>
+      </w:r>
+    </w:p>
+    <w:p>
+      <w:pPr>
+        <w:ind w:left="1440"/>
+      </w:pPr>
+    </w:p>
+    <w:p>
+      <w:pPr>
+        <w:ind w:left="1440"/>
+      </w:pPr>
+      <w:r>
+        <w:rPr>
+          <w:highlight w:val="yellow"/>
+        </w:rPr>
+        <w:t>(c) filling swimming and paddling pools;</w:t>
+      </w:r>
+    </w:p>
+    <w:p>
+      <w:pPr>
+        <w:ind w:left="1440"/>
+      </w:pPr>
+    </w:p>
+    <w:p>
+      <w:pPr>
+        <w:ind w:left="1440"/>
+      </w:pPr>
+      <w:r>
+        <w:t>(d) washing paved areas, walls, roofs, buildings and similar structures.</w:t>
+      </w:r>
+    </w:p>
+    <w:p>
+      <w:r>
+        <w:t xml:space="preserve">That's another crucial request. Similar to the Eastern Cape, the Free State Province's restrictions are set at the individual </w:t>
+      </w:r>
+      <w:r>
+        <w:rPr>
+          <w:b/>
+          <w:bCs/>
+        </w:rPr>
+        <w:t>Municipality</w:t>
+      </w:r>
+      <w:r>
+        <w:t xml:space="preserve"> level, with the largest city, Bloemfontein, falling under the </w:t>
+      </w:r>
+      <w:r>
+        <w:rPr>
+          <w:b/>
+          <w:bCs/>
+        </w:rPr>
+        <w:t>Mangaung Metropolitan Municipality (MMM)</w:t>
+      </w:r>
+      <w:r>
+        <w:t>.</w:t>
+      </w:r>
+    </w:p>
+    <w:p>
+      <w:r>
+        <w:t>Water security is a major and ongoing issue in the Free State, often leading to rationing, planned shutdowns, and strict restrictions.</w:t>
+      </w:r>
+    </w:p>
+    <w:p>
+      <w:r>
+        <w:t>Here are the most relevant official links for the Mangaung Metro and the best point of contact for the wider Free State area:</w:t>
+      </w:r>
+    </w:p>
+    <w:p>
+      <w:r>
+        <w:pict w14:anchorId="786BB4E0">
+          <v:rect id="_x0000_i1026" style="width:0;height:1.5pt" o:hralign="center" o:hrstd="t" o:hr="t" fillcolor="#a0a0a0" stroked="f"/>
+        </w:pict>
+      </w:r>
+    </w:p>
+    <w:p>
+      <w:pPr>
+        <w:rPr>
+          <w:b/>
+          <w:bCs/>
+        </w:rPr>
+      </w:pPr>
+      <w:r>
+        <w:rPr>
+          <w:rFonts w:ascii="Segoe UI Emoji" w:hAnsi="Segoe UI Emoji" w:cs="Segoe UI Emoji"/>
+          <w:b/>
+          <w:bCs/>
+        </w:rPr>
+        <w:t>💧</w:t>
+      </w:r>
+      <w:r>
+        <w:rPr>
+          <w:b/>
+          <w:bCs/>
+        </w:rPr>
+        <w:t xml:space="preserve"> Free State Municipal Water Restriction Links</w:t>
+      </w:r>
+    </w:p>
+    <w:p>
+      <w:pPr>
+        <w:rPr>
+          <w:b/>
+          <w:bCs/>
+        </w:rPr>
+      </w:pPr>
+      <w:r>
+        <w:rPr>
+          <w:b/>
+          <w:bCs/>
+        </w:rPr>
+        <w:t>1. Mangaung Metropolitan Municipality (MMM)</w:t>
+      </w:r>
+      <w:r>
+        <w:rPr>
+          <w:b/>
+          <w:bCs/>
+        </w:rPr>
+        <w:t xml:space="preserve"> Level 3</w:t>
+      </w:r>
+    </w:p>
+    <w:p>
+      <w:r>
+        <w:t xml:space="preserve">(Includes Bloemfontein, Botshabelo, </w:t>
+      </w:r>
+      <w:proofErr w:type="spellStart"/>
+      <w:r>
+        <w:t>Thaba</w:t>
+      </w:r>
+      <w:proofErr w:type="spellEnd"/>
+      <w:r>
+        <w:t xml:space="preserve"> </w:t>
+      </w:r>
+      <w:proofErr w:type="spellStart"/>
+      <w:r>
+        <w:t>Nchu</w:t>
+      </w:r>
+      <w:proofErr w:type="spellEnd"/>
+      <w:r>
+        <w:t>)</w:t>
+      </w:r>
+    </w:p>
+    <w:p>
+      <w:r>
+        <w:t xml:space="preserve">The official Mangaung Metro website is the best source, as they publish the latest notices regarding water rationing, planned interruptions, and formal restrictions. While a single "Water Restrictions" page doesn't always exist, the public </w:t>
+      </w:r>
+      <w:r>
+        <w:rPr>
+          <w:b/>
+          <w:bCs/>
+        </w:rPr>
+        <w:t>Notices</w:t>
+      </w:r>
+      <w:r>
+        <w:t xml:space="preserve"> section is where critical announcements are posted.</w:t>
       </w:r>
     </w:p>
     <w:p>
       <w:pPr>
         <w:numPr>
           <w:ilvl w:val="0"/>
-          <w:numId w:val="9"/>
+          <w:numId w:val="10"/>
         </w:numPr>
       </w:pPr>
       <w:r>
@@ -597,17 +944,14 @@
           <w:b/>
           <w:bCs/>
         </w:rPr>
-        <w:t>Kouga Municipality Water Restrictions:</w:t>
-      </w:r>
-      <w:r>
-        <w:t xml:space="preserve"> This municipality, which draws from some of the same systems as NMBM, also has specific restrictions and often uses alternative water sources.</w:t>
+        <w:t>Official MMM Notices Page (Primary Source):</w:t>
       </w:r>
     </w:p>
     <w:p>
       <w:pPr>
         <w:numPr>
           <w:ilvl w:val="1"/>
-          <w:numId w:val="9"/>
+          <w:numId w:val="10"/>
         </w:numPr>
       </w:pPr>
       <w:r>
@@ -625,139 +969,118 @@
           <w:rPr>
             <w:rStyle w:val="Hyperlink"/>
           </w:rPr>
-          <w:t>https://www.kouga.gov.za/content/water-restrictions</w:t>
+          <w:t>https://www.mangaung</w:t>
+        </w:r>
+        <w:r>
+          <w:rPr>
+            <w:rStyle w:val="Hyperlink"/>
+          </w:rPr>
+          <w:t>.</w:t>
+        </w:r>
+        <w:r>
+          <w:rPr>
+            <w:rStyle w:val="Hyperlink"/>
+          </w:rPr>
+          <w:t>co.za/category/notices/</w:t>
         </w:r>
       </w:hyperlink>
-    </w:p>
-    <w:p>
-      <w:r>
-        <w:lastRenderedPageBreak/>
-        <w:t xml:space="preserve">That's another crucial request. Similar to the Eastern Cape, the Free State Province's restrictions are set at the individual </w:t>
-      </w:r>
-      <w:r>
-        <w:rPr>
-          <w:b/>
-          <w:bCs/>
-        </w:rPr>
-        <w:t>Municipality</w:t>
-      </w:r>
-      <w:r>
-        <w:t xml:space="preserve"> level, with the largest city, Bloemfontein, falling under the </w:t>
-      </w:r>
-      <w:r>
-        <w:rPr>
-          <w:b/>
-          <w:bCs/>
-        </w:rPr>
-        <w:t>Mangaung Metropolitan Municipality (MMM)</w:t>
-      </w:r>
-      <w:r>
-        <w:t>.</w:t>
-      </w:r>
-    </w:p>
-    <w:p>
-      <w:r>
-        <w:t>Water security is a major and ongoing issue in the Free State, often leading to rationing, planned shutdowns, and strict restrictions.</w:t>
-      </w:r>
-    </w:p>
-    <w:p>
-      <w:r>
-        <w:t>Here are the most relevant official links for the Mangaung Metro and the best point of contact for the wider Free State area:</w:t>
-      </w:r>
-    </w:p>
-    <w:p>
-      <w:r>
-        <w:pict w14:anchorId="786BB4E0">
-          <v:rect id="_x0000_i1049" style="width:0;height:1.5pt" o:hralign="center" o:hrstd="t" o:hr="t" fillcolor="#a0a0a0" stroked="f"/>
-        </w:pict>
-      </w:r>
-    </w:p>
-    <w:p>
-      <w:pPr>
-        <w:rPr>
-          <w:b/>
-          <w:bCs/>
-        </w:rPr>
-      </w:pPr>
-      <w:r>
-        <w:rPr>
-          <w:rFonts w:ascii="Segoe UI Emoji" w:hAnsi="Segoe UI Emoji" w:cs="Segoe UI Emoji"/>
-          <w:b/>
-          <w:bCs/>
-        </w:rPr>
-        <w:t>💧</w:t>
-      </w:r>
-      <w:r>
-        <w:rPr>
-          <w:b/>
-          <w:bCs/>
-        </w:rPr>
-        <w:t xml:space="preserve"> Free State Municipal Water Restriction Links</w:t>
-      </w:r>
-    </w:p>
-    <w:p>
-      <w:pPr>
-        <w:rPr>
-          <w:b/>
-          <w:bCs/>
-        </w:rPr>
-      </w:pPr>
-      <w:r>
-        <w:rPr>
-          <w:b/>
-          <w:bCs/>
-        </w:rPr>
-        <w:t>1. Mangaung Metropolitan Municipality (MMM)</w:t>
-      </w:r>
-    </w:p>
-    <w:p>
-      <w:r>
-        <w:t xml:space="preserve">(Includes Bloemfontein, Botshabelo, Thaba </w:t>
-      </w:r>
-      <w:proofErr w:type="spellStart"/>
-      <w:r>
-        <w:t>Nchu</w:t>
-      </w:r>
-      <w:proofErr w:type="spellEnd"/>
-      <w:r>
-        <w:t>)</w:t>
-      </w:r>
-    </w:p>
-    <w:p>
-      <w:r>
-        <w:t xml:space="preserve">The official Mangaung Metro website is the best source, as they publish the latest notices regarding water rationing, planned interruptions, and formal restrictions. While a single "Water Restrictions" page doesn't always exist, the public </w:t>
-      </w:r>
-      <w:r>
-        <w:rPr>
-          <w:b/>
-          <w:bCs/>
-        </w:rPr>
-        <w:t>Notices</w:t>
-      </w:r>
-      <w:r>
-        <w:t xml:space="preserve"> section is where critical announcements are posted.</w:t>
-      </w:r>
-    </w:p>
-    <w:p>
-      <w:pPr>
-        <w:numPr>
-          <w:ilvl w:val="0"/>
-          <w:numId w:val="10"/>
-        </w:numPr>
-      </w:pPr>
-      <w:r>
-        <w:rPr>
-          <w:b/>
-          <w:bCs/>
-        </w:rPr>
-        <w:t>Official MMM Notices Page (Primary Source):</w:t>
-      </w:r>
     </w:p>
     <w:p>
       <w:pPr>
         <w:numPr>
           <w:ilvl w:val="1"/>
           <w:numId w:val="10"/>
+        </w:numPr>
+      </w:pPr>
+      <w:r>
+        <w:rPr>
+          <w:b/>
+          <w:bCs/>
+        </w:rPr>
+        <w:lastRenderedPageBreak/>
+        <w:t>Tip:</w:t>
+      </w:r>
+      <w:r>
+        <w:t xml:space="preserve"> Look for recent announcements with titles like "Water Rationing," "Supply Interruptions," or "Water Tariffs" which often contain the current rules for conservation.</w:t>
+      </w:r>
+    </w:p>
+    <w:p>
+      <w:pPr>
+        <w:numPr>
+          <w:ilvl w:val="1"/>
+          <w:numId w:val="11"/>
+        </w:numPr>
+      </w:pPr>
+    </w:p>
+    <w:p>
+      <w:pPr>
+        <w:rPr>
+          <w:b/>
+          <w:bCs/>
+        </w:rPr>
+      </w:pPr>
+      <w:r>
+        <w:rPr>
+          <w:b/>
+          <w:bCs/>
+        </w:rPr>
+        <w:t>2. Department of Water and Sanitation (DWS)</w:t>
+      </w:r>
+    </w:p>
+    <w:p>
+      <w:r>
+        <w:t>(For Provincial-Level Updates and other Free State towns)</w:t>
+      </w:r>
+    </w:p>
+    <w:p>
+      <w:r>
+        <w:t xml:space="preserve">For other local and district municipalities in the Free State (like </w:t>
+      </w:r>
+      <w:proofErr w:type="spellStart"/>
+      <w:r>
+        <w:t>Matjhabeng</w:t>
+      </w:r>
+      <w:proofErr w:type="spellEnd"/>
+      <w:r>
+        <w:t xml:space="preserve">, </w:t>
+      </w:r>
+      <w:proofErr w:type="spellStart"/>
+      <w:r>
+        <w:t>Fezile</w:t>
+      </w:r>
+      <w:proofErr w:type="spellEnd"/>
+      <w:r>
+        <w:t xml:space="preserve"> </w:t>
+      </w:r>
+      <w:proofErr w:type="spellStart"/>
+      <w:r>
+        <w:t>Dabi</w:t>
+      </w:r>
+      <w:proofErr w:type="spellEnd"/>
+      <w:r>
+        <w:t>, etc.), the national Department of Water and Sanitation provides broad oversight and reservoir/dam level status, which dictates when local restrictions must be imposed.</w:t>
+      </w:r>
+    </w:p>
+    <w:p>
+      <w:pPr>
+        <w:numPr>
+          <w:ilvl w:val="0"/>
+          <w:numId w:val="12"/>
+        </w:numPr>
+      </w:pPr>
+      <w:r>
+        <w:rPr>
+          <w:b/>
+          <w:bCs/>
+        </w:rPr>
+        <w:t>DWS Home Page (Look for Media Statements):</w:t>
+      </w:r>
+    </w:p>
+    <w:p>
+      <w:pPr>
+        <w:numPr>
+          <w:ilvl w:val="1"/>
+          <w:numId w:val="12"/>
         </w:numPr>
       </w:pPr>
       <w:r>
@@ -775,49 +1098,110 @@
           <w:rPr>
             <w:rStyle w:val="Hyperlink"/>
           </w:rPr>
-          <w:t>https://www.mangaung.co.za/category/notices/</w:t>
+          <w:t>https://www.</w:t>
+        </w:r>
+        <w:r>
+          <w:rPr>
+            <w:rStyle w:val="Hyperlink"/>
+          </w:rPr>
+          <w:t>d</w:t>
+        </w:r>
+        <w:r>
+          <w:rPr>
+            <w:rStyle w:val="Hyperlink"/>
+          </w:rPr>
+          <w:t>ws.gov.za/</w:t>
         </w:r>
       </w:hyperlink>
+      <w:r>
+        <w:t xml:space="preserve"> </w:t>
+      </w:r>
+      <w:r>
+        <w:br/>
+        <w:t>Didn’t find much here but useful for the user</w:t>
+      </w:r>
+    </w:p>
+    <w:p>
+      <w:pPr>
+        <w:rPr>
+          <w:b/>
+          <w:bCs/>
+        </w:rPr>
+      </w:pPr>
+      <w:r>
+        <w:rPr>
+          <w:b/>
+          <w:bCs/>
+        </w:rPr>
+        <w:t>KwaZulu-Natal Water Restriction Links</w:t>
+      </w:r>
+    </w:p>
+    <w:p>
+      <w:pPr>
+        <w:rPr>
+          <w:b/>
+          <w:bCs/>
+        </w:rPr>
+      </w:pPr>
+      <w:r>
+        <w:rPr>
+          <w:b/>
+          <w:bCs/>
+        </w:rPr>
+        <w:t>1. eThekwini Metropolitan Municipality (Durban)</w:t>
+      </w:r>
+    </w:p>
+    <w:p>
+      <w:r>
+        <w:t xml:space="preserve">eThekwini is currently managing significant water infrastructure challenges and often implements </w:t>
+      </w:r>
+      <w:r>
+        <w:rPr>
+          <w:b/>
+          <w:bCs/>
+        </w:rPr>
+        <w:t>water rationing</w:t>
+      </w:r>
+      <w:r>
+        <w:t xml:space="preserve"> and </w:t>
+      </w:r>
+      <w:r>
+        <w:rPr>
+          <w:b/>
+          <w:bCs/>
+        </w:rPr>
+        <w:t>curtailments</w:t>
+      </w:r>
+      <w:r>
+        <w:t>, which are the most critical "restrictions" for daily life. They publish these updates in their press statements.</w:t>
+      </w:r>
+    </w:p>
+    <w:p>
+      <w:pPr>
+        <w:numPr>
+          <w:ilvl w:val="0"/>
+          <w:numId w:val="13"/>
+        </w:numPr>
+      </w:pPr>
+      <w:r>
+        <w:rPr>
+          <w:b/>
+          <w:bCs/>
+        </w:rPr>
+        <w:t>Official Press Statements / Alerts (Primary Source for Rationing/Curtailment):</w:t>
+      </w:r>
     </w:p>
     <w:p>
       <w:pPr>
         <w:numPr>
           <w:ilvl w:val="1"/>
-          <w:numId w:val="10"/>
+          <w:numId w:val="13"/>
         </w:numPr>
-      </w:pPr>
-      <w:r>
-        <w:rPr>
-          <w:b/>
-          <w:bCs/>
-        </w:rPr>
-        <w:t>Tip:</w:t>
-      </w:r>
-      <w:r>
-        <w:t xml:space="preserve"> Look for recent announcements with titles like "Water Rationing," "Supply Interruptions," or "Water Tariffs" which often contain the current rules for conservation.</w:t>
-      </w:r>
-    </w:p>
-    <w:p>
-      <w:pPr>
-        <w:numPr>
-          <w:ilvl w:val="0"/>
-          <w:numId w:val="10"/>
-        </w:numPr>
-      </w:pPr>
-      <w:r>
-        <w:rPr>
-          <w:b/>
-          <w:bCs/>
-        </w:rPr>
-        <w:t>Official MMM Water Services By-Laws (Defines all formal restrictions):</w:t>
-      </w:r>
-    </w:p>
-    <w:p>
-      <w:pPr>
-        <w:numPr>
-          <w:ilvl w:val="1"/>
-          <w:numId w:val="10"/>
-        </w:numPr>
+        <w:rPr>
+          <w:rStyle w:val="Hyperlink"/>
+          <w:color w:val="auto"/>
+          <w:u w:val="none"/>
+        </w:rPr>
       </w:pPr>
       <w:r>
         <w:rPr>
@@ -834,7 +1218,19 @@
           <w:rPr>
             <w:rStyle w:val="Hyperlink"/>
           </w:rPr>
-          <w:t>https://www.mangaung.co.za/wp-content/uploads/2014/07/Water-Services-By-Laws.pdf</w:t>
+          <w:t>https://www.durb</w:t>
+        </w:r>
+        <w:r>
+          <w:rPr>
+            <w:rStyle w:val="Hyperlink"/>
+          </w:rPr>
+          <w:t>a</w:t>
+        </w:r>
+        <w:r>
+          <w:rPr>
+            <w:rStyle w:val="Hyperlink"/>
+          </w:rPr>
+          <w:t>n.gov.za/</w:t>
         </w:r>
       </w:hyperlink>
     </w:p>
@@ -842,7 +1238,7 @@
       <w:pPr>
         <w:numPr>
           <w:ilvl w:val="1"/>
-          <w:numId w:val="10"/>
+          <w:numId w:val="13"/>
         </w:numPr>
       </w:pPr>
       <w:r>
@@ -850,90 +1246,77 @@
           <w:b/>
           <w:bCs/>
         </w:rPr>
-        <w:t>Note:</w:t>
-      </w:r>
-      <w:r>
-        <w:t xml:space="preserve"> Older formal restrictions often remain in effect until officially repealed. A general restriction (often prohibiting watering lawns/gardens with hosepipes, filling pools, and washing cars with hosepipes) has historically been enforced in the metro.</w:t>
+        <w:t>Didn’t find the level but it does have water restrictions</w:t>
+      </w:r>
+    </w:p>
+    <w:p>
+      <w:pPr>
+        <w:rPr>
+          <w:b/>
+          <w:bCs/>
+        </w:rPr>
+      </w:pPr>
+      <w:r>
+        <w:rPr>
+          <w:b/>
+          <w:bCs/>
+        </w:rPr>
+        <w:t xml:space="preserve">2. </w:t>
+      </w:r>
+      <w:proofErr w:type="spellStart"/>
+      <w:r>
+        <w:rPr>
+          <w:b/>
+          <w:bCs/>
+        </w:rPr>
+        <w:t>Ugu</w:t>
+      </w:r>
+      <w:proofErr w:type="spellEnd"/>
+      <w:r>
+        <w:rPr>
+          <w:b/>
+          <w:bCs/>
+        </w:rPr>
+        <w:t xml:space="preserve"> District Municipality (South Coast - Port Shepstone, Margate, etc.)</w:t>
+      </w:r>
+      <w:r>
+        <w:rPr>
+          <w:b/>
+          <w:bCs/>
+        </w:rPr>
+        <w:t xml:space="preserve"> No level but current restrictions</w:t>
+      </w:r>
+    </w:p>
+    <w:p>
+      <w:proofErr w:type="spellStart"/>
+      <w:r>
+        <w:t>Ugu</w:t>
+      </w:r>
+      <w:proofErr w:type="spellEnd"/>
+      <w:r>
+        <w:t xml:space="preserve"> has historically imposed formal water restrictions through by-laws, prohibiting the use of hosepipes for certain activities.</w:t>
       </w:r>
     </w:p>
     <w:p>
       <w:pPr>
         <w:numPr>
           <w:ilvl w:val="0"/>
-          <w:numId w:val="11"/>
+          <w:numId w:val="14"/>
         </w:numPr>
       </w:pPr>
+      <w:r>
+        <w:rPr>
+          <w:b/>
+          <w:bCs/>
+        </w:rPr>
+        <w:t>Official Notices and By-laws Page:</w:t>
+      </w:r>
     </w:p>
     <w:p>
       <w:pPr>
         <w:numPr>
           <w:ilvl w:val="1"/>
-          <w:numId w:val="11"/>
-        </w:numPr>
-      </w:pPr>
-    </w:p>
-    <w:p>
-      <w:pPr>
-        <w:rPr>
-          <w:b/>
-          <w:bCs/>
-        </w:rPr>
-      </w:pPr>
-      <w:r>
-        <w:rPr>
-          <w:b/>
-          <w:bCs/>
-        </w:rPr>
-        <w:t>2. Department of Water and Sanitation (DWS)</w:t>
-      </w:r>
-    </w:p>
-    <w:p>
-      <w:r>
-        <w:t>(For Provincial-Level Updates and other Free State towns)</w:t>
-      </w:r>
-    </w:p>
-    <w:p>
-      <w:r>
-        <w:lastRenderedPageBreak/>
-        <w:t xml:space="preserve">For other local and district municipalities in the Free State (like </w:t>
-      </w:r>
-      <w:proofErr w:type="spellStart"/>
-      <w:r>
-        <w:t>Matjhabeng</w:t>
-      </w:r>
-      <w:proofErr w:type="spellEnd"/>
-      <w:r>
-        <w:t xml:space="preserve">, </w:t>
-      </w:r>
-      <w:proofErr w:type="spellStart"/>
-      <w:r>
-        <w:t>Fezile</w:t>
-      </w:r>
-      <w:proofErr w:type="spellEnd"/>
-      <w:r>
-        <w:t xml:space="preserve"> Dabi, etc.), the national Department of Water and Sanitation provides broad oversight and reservoir/dam level status, which dictates when local restrictions must be imposed.</w:t>
-      </w:r>
-    </w:p>
-    <w:p>
-      <w:pPr>
-        <w:numPr>
-          <w:ilvl w:val="0"/>
-          <w:numId w:val="12"/>
-        </w:numPr>
-      </w:pPr>
-      <w:r>
-        <w:rPr>
-          <w:b/>
-          <w:bCs/>
-        </w:rPr>
-        <w:t>DWS Home Page (Look for Media Statements):</w:t>
-      </w:r>
-    </w:p>
-    <w:p>
-      <w:pPr>
-        <w:numPr>
-          <w:ilvl w:val="1"/>
-          <w:numId w:val="12"/>
+          <w:numId w:val="14"/>
         </w:numPr>
       </w:pPr>
       <w:r>
@@ -951,222 +1334,19 @@
           <w:rPr>
             <w:rStyle w:val="Hyperlink"/>
           </w:rPr>
-          <w:t>https://www.dws.gov.za/</w:t>
+          <w:t>https</w:t>
         </w:r>
-      </w:hyperlink>
-    </w:p>
-    <w:p>
-      <w:pPr>
-        <w:numPr>
-          <w:ilvl w:val="1"/>
-          <w:numId w:val="12"/>
-        </w:numPr>
-      </w:pPr>
-      <w:r>
-        <w:rPr>
-          <w:b/>
-          <w:bCs/>
-        </w:rPr>
-        <w:t>Tip:</w:t>
-      </w:r>
-      <w:r>
-        <w:t xml:space="preserve"> Search the DWS site for "Free State" to find press releases and reports on the overall water status of the province.</w:t>
-      </w:r>
-    </w:p>
-    <w:p/>
-    <w:p>
-      <w:pPr>
-        <w:rPr>
-          <w:b/>
-          <w:bCs/>
-        </w:rPr>
-      </w:pPr>
-      <w:r>
-        <w:rPr>
-          <w:b/>
-          <w:bCs/>
-        </w:rPr>
-        <w:t>KwaZulu-Natal Water Restriction Links</w:t>
-      </w:r>
-    </w:p>
-    <w:p>
-      <w:pPr>
-        <w:rPr>
-          <w:b/>
-          <w:bCs/>
-        </w:rPr>
-      </w:pPr>
-      <w:r>
-        <w:rPr>
-          <w:b/>
-          <w:bCs/>
-        </w:rPr>
-        <w:t>1. eThekwini Metropolitan Municipality (Durban)</w:t>
-      </w:r>
-    </w:p>
-    <w:p>
-      <w:r>
-        <w:t xml:space="preserve">eThekwini is currently managing significant water infrastructure challenges and often implements </w:t>
-      </w:r>
-      <w:r>
-        <w:rPr>
-          <w:b/>
-          <w:bCs/>
-        </w:rPr>
-        <w:t>water rationing</w:t>
-      </w:r>
-      <w:r>
-        <w:t xml:space="preserve"> and </w:t>
-      </w:r>
-      <w:r>
-        <w:rPr>
-          <w:b/>
-          <w:bCs/>
-        </w:rPr>
-        <w:t>curtailments</w:t>
-      </w:r>
-      <w:r>
-        <w:t>, which are the most critical "restrictions" for daily life. They publish these updates in their press statements.</w:t>
-      </w:r>
-    </w:p>
-    <w:p>
-      <w:pPr>
-        <w:numPr>
-          <w:ilvl w:val="0"/>
-          <w:numId w:val="13"/>
-        </w:numPr>
-      </w:pPr>
-      <w:r>
-        <w:rPr>
-          <w:b/>
-          <w:bCs/>
-        </w:rPr>
-        <w:t>Official Press Statements / Alerts (Primary Source for Rationing/Curtailment):</w:t>
-      </w:r>
-    </w:p>
-    <w:p>
-      <w:pPr>
-        <w:numPr>
-          <w:ilvl w:val="1"/>
-          <w:numId w:val="13"/>
-        </w:numPr>
-      </w:pPr>
-      <w:r>
-        <w:rPr>
-          <w:b/>
-          <w:bCs/>
-        </w:rPr>
-        <w:t>Link:</w:t>
-      </w:r>
-      <w:r>
-        <w:t xml:space="preserve"> </w:t>
-      </w:r>
-      <w:hyperlink r:id="rId19" w:tgtFrame="_blank" w:history="1">
         <w:r>
           <w:rPr>
             <w:rStyle w:val="Hyperlink"/>
           </w:rPr>
-          <w:t>https://www.durban.gov.za/</w:t>
+          <w:t>:</w:t>
         </w:r>
-      </w:hyperlink>
-    </w:p>
-    <w:p>
-      <w:pPr>
-        <w:numPr>
-          <w:ilvl w:val="1"/>
-          <w:numId w:val="13"/>
-        </w:numPr>
-      </w:pPr>
-      <w:r>
-        <w:rPr>
-          <w:b/>
-          <w:bCs/>
-        </w:rPr>
-        <w:t>Tip:</w:t>
-      </w:r>
-      <w:r>
-        <w:t xml:space="preserve"> Look for recent articles titled "Update on Water Supply Disruptions," "Water Rationing," or "Water Curtailment" on the homepage. These notices provide the latest schedules and restrictions for areas like Chatsworth, Verulam, and the CBD.</w:t>
-      </w:r>
-    </w:p>
-    <w:p>
-      <w:pPr>
-        <w:rPr>
-          <w:b/>
-          <w:bCs/>
-        </w:rPr>
-      </w:pPr>
-      <w:r>
-        <w:rPr>
-          <w:b/>
-          <w:bCs/>
-        </w:rPr>
-        <w:t xml:space="preserve">2. </w:t>
-      </w:r>
-      <w:proofErr w:type="spellStart"/>
-      <w:r>
-        <w:rPr>
-          <w:b/>
-          <w:bCs/>
-        </w:rPr>
-        <w:t>Ugu</w:t>
-      </w:r>
-      <w:proofErr w:type="spellEnd"/>
-      <w:r>
-        <w:rPr>
-          <w:b/>
-          <w:bCs/>
-        </w:rPr>
-        <w:t xml:space="preserve"> District Municipality (South Coast - Port Shepstone, Margate, etc.)</w:t>
-      </w:r>
-    </w:p>
-    <w:p>
-      <w:proofErr w:type="spellStart"/>
-      <w:r>
-        <w:t>Ugu</w:t>
-      </w:r>
-      <w:proofErr w:type="spellEnd"/>
-      <w:r>
-        <w:t xml:space="preserve"> has historically imposed formal water restrictions through by-laws, prohibiting the use of hosepipes for certain activities.</w:t>
-      </w:r>
-    </w:p>
-    <w:p>
-      <w:pPr>
-        <w:numPr>
-          <w:ilvl w:val="0"/>
-          <w:numId w:val="14"/>
-        </w:numPr>
-      </w:pPr>
-      <w:r>
-        <w:rPr>
-          <w:b/>
-          <w:bCs/>
-        </w:rPr>
-        <w:t>Official Notices and By-laws Page:</w:t>
-      </w:r>
-    </w:p>
-    <w:p>
-      <w:pPr>
-        <w:numPr>
-          <w:ilvl w:val="1"/>
-          <w:numId w:val="14"/>
-        </w:numPr>
-      </w:pPr>
-      <w:r>
-        <w:rPr>
-          <w:b/>
-          <w:bCs/>
-        </w:rPr>
-        <w:t>Link:</w:t>
-      </w:r>
-      <w:r>
-        <w:t xml:space="preserve"> </w:t>
-      </w:r>
-      <w:hyperlink r:id="rId20" w:tgtFrame="_blank" w:history="1">
         <w:r>
           <w:rPr>
             <w:rStyle w:val="Hyperlink"/>
           </w:rPr>
-          <w:t>https://ugu.gov.za/bylaws-policies/</w:t>
+          <w:t>//ugu.gov.za/bylaws-policies/</w:t>
         </w:r>
       </w:hyperlink>
     </w:p>
@@ -1238,7 +1418,7 @@
 </file>
 
 <file path=word/numbering.xml><?xml version="1.0" encoding="utf-8"?>
-<w:numbering xmlns:wpc="http://schemas.microsoft.com/office/word/2010/wordprocessingCanvas" xmlns:cx="http://schemas.microsoft.com/office/drawing/2014/chartex" xmlns:cx1="http://schemas.microsoft.com/office/drawing/2015/9/8/chartex" xmlns:cx2="http://schemas.microsoft.com/office/drawing/2015/10/21/chartex" xmlns:cx3="http://schemas.microsoft.com/office/drawing/2016/5/9/chartex" xmlns:cx4="http://schemas.microsoft.com/office/drawing/2016/5/10/chartex" xmlns:cx5="http://schemas.microsoft.com/office/drawing/2016/5/11/chartex" xmlns:cx6="http://schemas.microsoft.com/office/drawing/2016/5/12/chartex" xmlns:cx7="http://schemas.microsoft.com/office/drawing/2016/5/13/chartex" xmlns:cx8="http://schemas.microsoft.com/office/drawing/2016/5/14/chartex" xmlns:mc="http://schemas.openxmlformats.org/markup-compatibility/2006" xmlns:aink="http://schemas.microsoft.com/office/drawing/2016/ink" xmlns:am3d="http://schemas.microsoft.com/office/drawing/2017/model3d" xmlns:o="urn:schemas-microsoft-com:office:office" xmlns:oel="http://schemas.microsoft.com/office/2019/extlst" xmlns:r="http://schemas.openxmlformats.org/officeDocument/2006/relationships" xmlns:m="http://schemas.openxmlformats.org/officeDocument/2006/math" xmlns:v="urn:schemas-microsoft-com:vml" xmlns:wp14="http://schemas.microsoft.com/office/word/2010/wordprocessingDrawing" xmlns:wp="http://schemas.openxmlformats.org/drawingml/2006/wordprocessingDrawing" xmlns:w10="urn:schemas-microsoft-com:office:word" xmlns:w="http://schemas.openxmlformats.org/wordprocessingml/2006/main" xmlns:w14="http://schemas.microsoft.com/office/word/2010/wordml" xmlns:w15="http://schemas.microsoft.com/office/word/2012/wordml" xmlns:w16cex="http://schemas.microsoft.com/office/word/2018/wordml/cex" xmlns:w16cid="http://schemas.microsoft.com/office/word/2016/wordml/cid" xmlns:w16="http://schemas.microsoft.com/office/word/2018/wordml" xmlns:w16du="http://schemas.microsoft.com/office/word/2023/wordml/word16du" xmlns:w16sdtdh="http://schemas.microsoft.com/office/word/2020/wordml/sdtdatahash" xmlns:w16sdtfl="http://schemas.microsoft.com/office/word/2024/wordml/sdtformatlock" xmlns:w16se="http://schemas.microsoft.com/office/word/2015/wordml/symex" xmlns:wpg="http://schemas.microsoft.com/office/word/2010/wordprocessingGroup" xmlns:wpi="http://schemas.microsoft.com/office/word/2010/wordprocessingInk" xmlns:wne="http://schemas.microsoft.com/office/word/2006/wordml" xmlns:wps="http://schemas.microsoft.com/office/word/2010/wordprocessingShape" mc:Ignorable="w14 w15 w16se w16cid w16 w16cex w16sdtdh w16sdtfl w16du wp14">
+<w:numbering xmlns:wpc="http://schemas.microsoft.com/office/word/2010/wordprocessingCanvas" xmlns:cx="http://schemas.microsoft.com/office/drawing/2014/chartex" xmlns:cx1="http://schemas.microsoft.com/office/drawing/2015/9/8/chartex" xmlns:cx2="http://schemas.microsoft.com/office/drawing/2015/10/21/chartex" xmlns:cx3="http://schemas.microsoft.com/office/drawing/2016/5/9/chartex" xmlns:cx4="http://schemas.microsoft.com/office/drawing/2016/5/10/chartex" xmlns:cx5="http://schemas.microsoft.com/office/drawing/2016/5/11/chartex" xmlns:cx6="http://schemas.microsoft.com/office/drawing/2016/5/12/chartex" xmlns:cx7="http://schemas.microsoft.com/office/drawing/2016/5/13/chartex" xmlns:cx8="http://schemas.microsoft.com/office/drawing/2016/5/14/chartex" xmlns:mc="http://schemas.openxmlformats.org/markup-compatibility/2006" xmlns:aink="http://schemas.microsoft.com/office/drawing/2016/ink" xmlns:am3d="http://schemas.microsoft.com/office/drawing/2017/model3d" xmlns:o="urn:schemas-microsoft-com:office:office" xmlns:r="http://schemas.openxmlformats.org/officeDocument/2006/relationships" xmlns:m="http://schemas.openxmlformats.org/officeDocument/2006/math" xmlns:v="urn:schemas-microsoft-com:vml" xmlns:wp14="http://schemas.microsoft.com/office/word/2010/wordprocessingDrawing" xmlns:wp="http://schemas.openxmlformats.org/drawingml/2006/wordprocessingDrawing" xmlns:w10="urn:schemas-microsoft-com:office:word" xmlns:w="http://schemas.openxmlformats.org/wordprocessingml/2006/main" xmlns:w14="http://schemas.microsoft.com/office/word/2010/wordml" xmlns:w15="http://schemas.microsoft.com/office/word/2012/wordml" xmlns:w16cex="http://schemas.microsoft.com/office/word/2018/wordml/cex" xmlns:w16cid="http://schemas.microsoft.com/office/word/2016/wordml/cid" xmlns:w16="http://schemas.microsoft.com/office/word/2018/wordml" xmlns:w16sdtdh="http://schemas.microsoft.com/office/word/2020/wordml/sdtdatahash" xmlns:w16se="http://schemas.microsoft.com/office/word/2015/wordml/symex" xmlns:wpg="http://schemas.microsoft.com/office/word/2010/wordprocessingGroup" xmlns:wpi="http://schemas.microsoft.com/office/word/2010/wordprocessingInk" xmlns:wne="http://schemas.microsoft.com/office/word/2006/wordml" xmlns:wps="http://schemas.microsoft.com/office/word/2010/wordprocessingShape" mc:Ignorable="w14 w15 w16se w16cid w16 w16cex w16sdtdh wp14">
   <w:abstractNum w:abstractNumId="0" w15:restartNumberingAfterBreak="0">
     <w:nsid w:val="03212A2A"/>
     <w:multiLevelType w:val="multilevel"/>
@@ -3289,53 +3469,53 @@
       </w:rPr>
     </w:lvl>
   </w:abstractNum>
-  <w:num w:numId="1" w16cid:durableId="635378534">
+  <w:num w:numId="1">
     <w:abstractNumId w:val="0"/>
   </w:num>
-  <w:num w:numId="2" w16cid:durableId="767431279">
+  <w:num w:numId="2">
     <w:abstractNumId w:val="6"/>
   </w:num>
-  <w:num w:numId="3" w16cid:durableId="1067604368">
+  <w:num w:numId="3">
     <w:abstractNumId w:val="11"/>
   </w:num>
-  <w:num w:numId="4" w16cid:durableId="150953433">
+  <w:num w:numId="4">
     <w:abstractNumId w:val="13"/>
   </w:num>
-  <w:num w:numId="5" w16cid:durableId="762187758">
+  <w:num w:numId="5">
     <w:abstractNumId w:val="2"/>
   </w:num>
-  <w:num w:numId="6" w16cid:durableId="42946170">
+  <w:num w:numId="6">
     <w:abstractNumId w:val="10"/>
   </w:num>
-  <w:num w:numId="7" w16cid:durableId="2123261909">
+  <w:num w:numId="7">
     <w:abstractNumId w:val="12"/>
   </w:num>
-  <w:num w:numId="8" w16cid:durableId="1791392848">
+  <w:num w:numId="8">
     <w:abstractNumId w:val="3"/>
   </w:num>
-  <w:num w:numId="9" w16cid:durableId="1610624705">
+  <w:num w:numId="9">
     <w:abstractNumId w:val="9"/>
   </w:num>
-  <w:num w:numId="10" w16cid:durableId="809127935">
+  <w:num w:numId="10">
     <w:abstractNumId w:val="8"/>
   </w:num>
-  <w:num w:numId="11" w16cid:durableId="896354520">
+  <w:num w:numId="11">
     <w:abstractNumId w:val="5"/>
   </w:num>
-  <w:num w:numId="12" w16cid:durableId="837504397">
+  <w:num w:numId="12">
     <w:abstractNumId w:val="7"/>
   </w:num>
-  <w:num w:numId="13" w16cid:durableId="158817209">
+  <w:num w:numId="13">
     <w:abstractNumId w:val="4"/>
   </w:num>
-  <w:num w:numId="14" w16cid:durableId="1245719571">
+  <w:num w:numId="14">
     <w:abstractNumId w:val="1"/>
   </w:num>
 </w:numbering>
 </file>
 
 <file path=word/styles.xml><?xml version="1.0" encoding="utf-8"?>
-<w:styles xmlns:mc="http://schemas.openxmlformats.org/markup-compatibility/2006" xmlns:r="http://schemas.openxmlformats.org/officeDocument/2006/relationships" xmlns:w="http://schemas.openxmlformats.org/wordprocessingml/2006/main" xmlns:w14="http://schemas.microsoft.com/office/word/2010/wordml" xmlns:w15="http://schemas.microsoft.com/office/word/2012/wordml" xmlns:w16cex="http://schemas.microsoft.com/office/word/2018/wordml/cex" xmlns:w16cid="http://schemas.microsoft.com/office/word/2016/wordml/cid" xmlns:w16="http://schemas.microsoft.com/office/word/2018/wordml" xmlns:w16du="http://schemas.microsoft.com/office/word/2023/wordml/word16du" xmlns:w16sdtdh="http://schemas.microsoft.com/office/word/2020/wordml/sdtdatahash" xmlns:w16sdtfl="http://schemas.microsoft.com/office/word/2024/wordml/sdtformatlock" xmlns:w16se="http://schemas.microsoft.com/office/word/2015/wordml/symex" mc:Ignorable="w14 w15 w16se w16cid w16 w16cex w16sdtdh w16sdtfl w16du">
+<w:styles xmlns:mc="http://schemas.openxmlformats.org/markup-compatibility/2006" xmlns:r="http://schemas.openxmlformats.org/officeDocument/2006/relationships" xmlns:w="http://schemas.openxmlformats.org/wordprocessingml/2006/main" xmlns:w14="http://schemas.microsoft.com/office/word/2010/wordml" xmlns:w15="http://schemas.microsoft.com/office/word/2012/wordml" xmlns:w16cex="http://schemas.microsoft.com/office/word/2018/wordml/cex" xmlns:w16cid="http://schemas.microsoft.com/office/word/2016/wordml/cid" xmlns:w16="http://schemas.microsoft.com/office/word/2018/wordml" xmlns:w16sdtdh="http://schemas.microsoft.com/office/word/2020/wordml/sdtdatahash" xmlns:w16se="http://schemas.microsoft.com/office/word/2015/wordml/symex" mc:Ignorable="w14 w15 w16se w16cid w16 w16cex w16sdtdh">
   <w:docDefaults>
     <w:rPrDefault>
       <w:rPr>
@@ -3937,6 +4117,7 @@
   <w:style w:type="character" w:default="1" w:styleId="DefaultParagraphFont">
     <w:name w:val="Default Paragraph Font"/>
     <w:uiPriority w:val="1"/>
+    <w:semiHidden/>
     <w:unhideWhenUsed/>
   </w:style>
   <w:style w:type="table" w:default="1" w:styleId="TableNormal">
@@ -4273,6 +4454,18 @@
       <w:shd w:val="clear" w:color="auto" w:fill="E1DFDD"/>
     </w:rPr>
   </w:style>
+  <w:style w:type="character" w:styleId="FollowedHyperlink">
+    <w:name w:val="FollowedHyperlink"/>
+    <w:basedOn w:val="DefaultParagraphFont"/>
+    <w:uiPriority w:val="99"/>
+    <w:semiHidden/>
+    <w:unhideWhenUsed/>
+    <w:rsid w:val="000E4E4F"/>
+    <w:rPr>
+      <w:color w:val="954F72" w:themeColor="followedHyperlink"/>
+      <w:u w:val="single"/>
+    </w:rPr>
+  </w:style>
 </w:styles>
 </file>
 
